--- a/KHBD_Tin_học/Lớp_2/Tuần_35/KHBD_Tin_hoc_Lớp_2_Tiet34_AI_co_the_sai_du_lieu_can_kiem_tra.docx
+++ b/KHBD_Tin_học/Lớp_2/Tuần_35/KHBD_Tin_hoc_Lớp_2_Tiet34_AI_co_the_sai_du_lieu_can_kiem_tra.docx
@@ -408,18 +408,29 @@
     </w:p>
     <w:p>
       <w:pPr>
-        <w:spacing w:line="319" w:lineRule="auto" w:after="60" w:before="0"/>
-        <w:ind w:firstLine="0" w:left="850"/>
+        <w:spacing w:line="276" w:lineRule="auto" w:after="0" w:before="0"/>
+        <w:ind w:left="850" w:firstLine="0"/>
         <w:jc w:val="both"/>
       </w:pPr>
       <w:r>
         <w:rPr>
-          <w:rFonts w:ascii="Times New Roman" w:hAnsi="Times New Roman" w:eastAsia="Times New Roman"/>
-          <w:b w:val="0"/>
-          <w:i w:val="0"/>
+          <w:rFonts w:ascii="Times New Roman" w:hAnsi="Times New Roman" w:cs="Times New Roman"/>
           <w:sz w:val="26"/>
         </w:rPr>
-        <w:t>- Miền V. Giải quyết vấn đề (thành tố 5.3. Sử dụng sáng tạo công nghệ số – Bậc 1): Sử dụng công cụ số để giải quyết vấn đề đơn giản trong bài học. (Đạt được thông qua Hoạt động 2, Hoạt động 3)</w:t>
+        <w:t>- 6.1.CB1a: Nhận diện được các công cụ AI đơn giản. (Nhận biết khả năng xử lý và giới hạn của hệ thống trí tuệ nhân tạo). (Đạt được thông qua Hoạt động 2)</w:t>
+      </w:r>
+    </w:p>
+    <w:p>
+      <w:pPr>
+        <w:spacing w:after="0" w:line="276" w:lineRule="auto"/>
+        <w:ind w:left="850" w:firstLine="0"/>
+      </w:pPr>
+      <w:r>
+        <w:rPr>
+          <w:rFonts w:ascii="Times New Roman" w:hAnsi="Times New Roman" w:cs="Times New Roman"/>
+          <w:sz w:val="26"/>
+        </w:rPr>
+        <w:t>- 6.3.CB1a: Nhận diện được một số vật dụng/trò chơi thông minh có sử dụng AI. (Kiểm tra, phát hiện các điểm chưa chính xác trong dữ liệu do AI tạo ra). (Đạt được thông qua Hoạt động 3, Hoạt động 4)</w:t>
       </w:r>
     </w:p>
     <w:p>
